--- a/downloads/exams/Midterm_Exam_Teacher_Packet.docx
+++ b/downloads/exams/Midterm_Exam_Teacher_Packet.docx
@@ -4166,7 +4166,7 @@
           <w:color w:val="1B6F7A"/>
           <w:sz w:val="30"/>
         </w:rPr>
-        <w:t xml:space="preserve"> (about 1:15; play it 2–3 times)</w:t>
+        <w:t xml:space="preserve"> (about 1:12; play it 2–3 times)</w:t>
       </w:r>
     </w:p>
     <w:tbl>
